--- a/Docs/Struttura_livelli_AoD.docx
+++ b/Docs/Struttura_livelli_AoD.docx
@@ -1999,6 +1999,467 @@
     </w:p>
     <w:p>
       <w:pPr>
+        <w:spacing w:after="120"/>
+      </w:pPr>
+      <w:r>
+        <w:rPr>
+          <w:i w:val="0"/>
+        </w:rPr>
+        <w:t>Il tipo di materiale e' un numero (TextureMode) i cui bit dicono quali texture usare. Il gioco PC lo interpreta in modo diverso per le stanze e per i personaggi (verificato nell'eseguibile TRAOD_P4.exe): lo stesso valore non produce sempre lo stesso effetto.</w:t>
+      </w:r>
+    </w:p>
+    <w:tbl>
+      <w:tblPr>
+        <w:tblStyle w:val="TableGrid"/>
+        <w:tblW w:type="auto" w:w="0"/>
+        <w:jc w:val="center"/>
+        <w:tblLook w:firstColumn="1" w:firstRow="1" w:lastColumn="0" w:lastRow="0" w:noHBand="0" w:noVBand="1" w:val="04A0"/>
+      </w:tblPr>
+      <w:tblGrid>
+        <w:gridCol w:w="3249"/>
+        <w:gridCol w:w="3249"/>
+        <w:gridCol w:w="3249"/>
+      </w:tblGrid>
+      <w:tr>
+        <w:tc>
+          <w:tcPr>
+            <w:tcW w:type="dxa" w:w="2041"/>
+            <w:shd w:val="clear" w:color="auto" w:fill="4C78A8"/>
+          </w:tcPr>
+          <w:p>
+            <w:r/>
+            <w:r>
+              <w:rPr>
+                <w:b/>
+                <w:color w:val="FFFFFF"/>
+                <w:sz w:val="19"/>
+              </w:rPr>
+              <w:t>Valore</w:t>
+            </w:r>
+          </w:p>
+        </w:tc>
+        <w:tc>
+          <w:tcPr>
+            <w:tcW w:type="dxa" w:w="3515"/>
+            <w:shd w:val="clear" w:color="auto" w:fill="4C78A8"/>
+          </w:tcPr>
+          <w:p>
+            <w:r/>
+            <w:r>
+              <w:rPr>
+                <w:b/>
+                <w:color w:val="FFFFFF"/>
+                <w:sz w:val="19"/>
+              </w:rPr>
+              <w:t>Stanze e oggetti (ZONE)</w:t>
+            </w:r>
+          </w:p>
+        </w:tc>
+        <w:tc>
+          <w:tcPr>
+            <w:tcW w:type="dxa" w:w="3798"/>
+            <w:shd w:val="clear" w:color="auto" w:fill="4C78A8"/>
+          </w:tcPr>
+          <w:p>
+            <w:r/>
+            <w:r>
+              <w:rPr>
+                <w:b/>
+                <w:color w:val="FFFFFF"/>
+                <w:sz w:val="19"/>
+              </w:rPr>
+              <w:t>Personaggi (CHR)</w:t>
+            </w:r>
+          </w:p>
+        </w:tc>
+      </w:tr>
+      <w:tr>
+        <w:tc>
+          <w:tcPr>
+            <w:tcW w:type="dxa" w:w="2041"/>
+          </w:tcPr>
+          <w:p>
+            <w:r/>
+            <w:r>
+              <w:rPr>
+                <w:sz w:val="19"/>
+              </w:rPr>
+              <w:t>0x04 / 0x08 / 0x0C</w:t>
+            </w:r>
+          </w:p>
+        </w:tc>
+        <w:tc>
+          <w:tcPr>
+            <w:tcW w:type="dxa" w:w="3515"/>
+          </w:tcPr>
+          <w:p>
+            <w:r/>
+            <w:r>
+              <w:rPr>
+                <w:sz w:val="19"/>
+              </w:rPr>
+              <w:t>Colore / Bump / Colore + bump</w:t>
+            </w:r>
+          </w:p>
+        </w:tc>
+        <w:tc>
+          <w:tcPr>
+            <w:tcW w:type="dxa" w:w="3798"/>
+          </w:tcPr>
+          <w:p>
+            <w:r/>
+            <w:r>
+              <w:rPr>
+                <w:sz w:val="19"/>
+              </w:rPr>
+              <w:t>uguale</w:t>
+            </w:r>
+          </w:p>
+        </w:tc>
+      </w:tr>
+      <w:tr>
+        <w:tc>
+          <w:tcPr>
+            <w:tcW w:type="dxa" w:w="2041"/>
+            <w:shd w:val="clear" w:color="auto" w:fill="EEF2F7"/>
+          </w:tcPr>
+          <w:p>
+            <w:r/>
+            <w:r>
+              <w:rPr>
+                <w:sz w:val="19"/>
+              </w:rPr>
+              <w:t>bit 0x10</w:t>
+            </w:r>
+          </w:p>
+        </w:tc>
+        <w:tc>
+          <w:tcPr>
+            <w:tcW w:type="dxa" w:w="3515"/>
+            <w:shd w:val="clear" w:color="auto" w:fill="EEF2F7"/>
+          </w:tcPr>
+          <w:p>
+            <w:r/>
+            <w:r>
+              <w:rPr>
+                <w:sz w:val="19"/>
+              </w:rPr>
+              <w:t>Shadow map (luce precalcolata)</w:t>
+            </w:r>
+          </w:p>
+        </w:tc>
+        <w:tc>
+          <w:tcPr>
+            <w:tcW w:type="dxa" w:w="3798"/>
+            <w:shd w:val="clear" w:color="auto" w:fill="EEF2F7"/>
+          </w:tcPr>
+          <w:p>
+            <w:r/>
+            <w:r>
+              <w:rPr>
+                <w:sz w:val="19"/>
+              </w:rPr>
+              <w:t>non usato</w:t>
+            </w:r>
+          </w:p>
+        </w:tc>
+      </w:tr>
+      <w:tr>
+        <w:tc>
+          <w:tcPr>
+            <w:tcW w:type="dxa" w:w="2041"/>
+          </w:tcPr>
+          <w:p>
+            <w:r/>
+            <w:r>
+              <w:rPr>
+                <w:sz w:val="19"/>
+              </w:rPr>
+              <w:t>bit 0x20</w:t>
+            </w:r>
+          </w:p>
+        </w:tc>
+        <w:tc>
+          <w:tcPr>
+            <w:tcW w:type="dxa" w:w="3515"/>
+          </w:tcPr>
+          <w:p>
+            <w:r/>
+            <w:r>
+              <w:rPr>
+                <w:sz w:val="19"/>
+              </w:rPr>
+              <w:t>ignorato</w:t>
+            </w:r>
+          </w:p>
+        </w:tc>
+        <w:tc>
+          <w:tcPr>
+            <w:tcW w:type="dxa" w:w="3798"/>
+          </w:tcPr>
+          <w:p>
+            <w:r/>
+            <w:r>
+              <w:rPr>
+                <w:sz w:val="19"/>
+              </w:rPr>
+              <w:t>Riflesso speculare (0x2C e' il tipo piu' comune dei personaggi)</w:t>
+            </w:r>
+          </w:p>
+        </w:tc>
+      </w:tr>
+      <w:tr>
+        <w:tc>
+          <w:tcPr>
+            <w:tcW w:type="dxa" w:w="2041"/>
+            <w:shd w:val="clear" w:color="auto" w:fill="EEF2F7"/>
+          </w:tcPr>
+          <w:p>
+            <w:r/>
+            <w:r>
+              <w:rPr>
+                <w:sz w:val="19"/>
+              </w:rPr>
+              <w:t>bit 0x40</w:t>
+            </w:r>
+          </w:p>
+        </w:tc>
+        <w:tc>
+          <w:tcPr>
+            <w:tcW w:type="dxa" w:w="3515"/>
+            <w:shd w:val="clear" w:color="auto" w:fill="EEF2F7"/>
+          </w:tcPr>
+          <w:p>
+            <w:r/>
+            <w:r>
+              <w:rPr>
+                <w:sz w:val="19"/>
+              </w:rPr>
+              <w:t>Riflesso dell'ambiente (env map)</w:t>
+            </w:r>
+          </w:p>
+        </w:tc>
+        <w:tc>
+          <w:tcPr>
+            <w:tcW w:type="dxa" w:w="3798"/>
+            <w:shd w:val="clear" w:color="auto" w:fill="EEF2F7"/>
+          </w:tcPr>
+          <w:p>
+            <w:r/>
+            <w:r>
+              <w:rPr>
+                <w:sz w:val="19"/>
+              </w:rPr>
+              <w:t>Riflesso dell'ambiente</w:t>
+            </w:r>
+          </w:p>
+        </w:tc>
+      </w:tr>
+      <w:tr>
+        <w:tc>
+          <w:tcPr>
+            <w:tcW w:type="dxa" w:w="2041"/>
+          </w:tcPr>
+          <w:p>
+            <w:r/>
+            <w:r>
+              <w:rPr>
+                <w:sz w:val="19"/>
+              </w:rPr>
+              <w:t>0x84 / 0x8C / 0x9C</w:t>
+            </w:r>
+          </w:p>
+        </w:tc>
+        <w:tc>
+          <w:tcPr>
+            <w:tcW w:type="dxa" w:w="3515"/>
+          </w:tcPr>
+          <w:p>
+            <w:r/>
+            <w:r>
+              <w:rPr>
+                <w:sz w:val="19"/>
+              </w:rPr>
+              <w:t>Pelliccia / Metallo / Vetro</w:t>
+            </w:r>
+          </w:p>
+        </w:tc>
+        <w:tc>
+          <w:tcPr>
+            <w:tcW w:type="dxa" w:w="3798"/>
+          </w:tcPr>
+          <w:p>
+            <w:r/>
+            <w:r>
+              <w:rPr>
+                <w:sz w:val="19"/>
+              </w:rPr>
+              <w:t>uguale</w:t>
+            </w:r>
+          </w:p>
+        </w:tc>
+      </w:tr>
+      <w:tr>
+        <w:tc>
+          <w:tcPr>
+            <w:tcW w:type="dxa" w:w="2041"/>
+            <w:shd w:val="clear" w:color="auto" w:fill="EEF2F7"/>
+          </w:tcPr>
+          <w:p>
+            <w:r/>
+            <w:r>
+              <w:rPr>
+                <w:sz w:val="19"/>
+              </w:rPr>
+              <w:t>0x80 / 0x88 / 0x90</w:t>
+            </w:r>
+          </w:p>
+        </w:tc>
+        <w:tc>
+          <w:tcPr>
+            <w:tcW w:type="dxa" w:w="3515"/>
+            <w:shd w:val="clear" w:color="auto" w:fill="EEF2F7"/>
+          </w:tcPr>
+          <w:p>
+            <w:r/>
+            <w:r>
+              <w:rPr>
+                <w:sz w:val="19"/>
+              </w:rPr>
+              <w:t>sconosciuto</w:t>
+            </w:r>
+          </w:p>
+        </w:tc>
+        <w:tc>
+          <w:tcPr>
+            <w:tcW w:type="dxa" w:w="3798"/>
+            <w:shd w:val="clear" w:color="auto" w:fill="EEF2F7"/>
+          </w:tcPr>
+          <w:p>
+            <w:r/>
+            <w:r>
+              <w:rPr>
+                <w:sz w:val="19"/>
+              </w:rPr>
+              <w:t>Iridescenza / Capelli / Pelle</w:t>
+            </w:r>
+          </w:p>
+        </w:tc>
+      </w:tr>
+      <w:tr>
+        <w:tc>
+          <w:tcPr>
+            <w:tcW w:type="dxa" w:w="2041"/>
+          </w:tcPr>
+          <w:p>
+            <w:r/>
+            <w:r>
+              <w:rPr>
+                <w:sz w:val="19"/>
+              </w:rPr>
+              <w:t>0x94</w:t>
+            </w:r>
+          </w:p>
+        </w:tc>
+        <w:tc>
+          <w:tcPr>
+            <w:tcW w:type="dxa" w:w="3515"/>
+          </w:tcPr>
+          <w:p>
+            <w:r/>
+            <w:r>
+              <w:rPr>
+                <w:sz w:val="19"/>
+              </w:rPr>
+              <w:t>Autoilluminato</w:t>
+            </w:r>
+          </w:p>
+        </w:tc>
+        <w:tc>
+          <w:tcPr>
+            <w:tcW w:type="dxa" w:w="3798"/>
+          </w:tcPr>
+          <w:p>
+            <w:r/>
+            <w:r>
+              <w:rPr>
+                <w:sz w:val="19"/>
+              </w:rPr>
+              <w:t>Colore + bump autoilluminato</w:t>
+            </w:r>
+          </w:p>
+        </w:tc>
+      </w:tr>
+      <w:tr>
+        <w:tc>
+          <w:tcPr>
+            <w:tcW w:type="dxa" w:w="2041"/>
+            <w:shd w:val="clear" w:color="auto" w:fill="EEF2F7"/>
+          </w:tcPr>
+          <w:p>
+            <w:r/>
+            <w:r>
+              <w:rPr>
+                <w:sz w:val="19"/>
+              </w:rPr>
+              <w:t>0x98</w:t>
+            </w:r>
+          </w:p>
+        </w:tc>
+        <w:tc>
+          <w:tcPr>
+            <w:tcW w:type="dxa" w:w="3515"/>
+            <w:shd w:val="clear" w:color="auto" w:fill="EEF2F7"/>
+          </w:tcPr>
+          <w:p>
+            <w:r/>
+            <w:r>
+              <w:rPr>
+                <w:sz w:val="19"/>
+              </w:rPr>
+              <w:t>Neve</w:t>
+            </w:r>
+          </w:p>
+        </w:tc>
+        <w:tc>
+          <w:tcPr>
+            <w:tcW w:type="dxa" w:w="3798"/>
+            <w:shd w:val="clear" w:color="auto" w:fill="EEF2F7"/>
+          </w:tcPr>
+          <w:p>
+            <w:r/>
+            <w:r>
+              <w:rPr>
+                <w:sz w:val="19"/>
+              </w:rPr>
+              <w:t>-</w:t>
+            </w:r>
+          </w:p>
+        </w:tc>
+      </w:tr>
+    </w:tbl>
+    <w:p>
+      <w:r>
+        <w:rPr>
+          <w:i/>
+          <w:sz w:val="18"/>
+        </w:rPr>
+        <w:t>Tabella 4 - I tipi di materiale nel gioco PC</w:t>
+      </w:r>
+    </w:p>
+    <w:p>
+      <w:pPr>
+        <w:spacing w:after="120"/>
+      </w:pPr>
+      <w:r>
+        <w:rPr>
+          <w:i w:val="0"/>
+        </w:rPr>
+        <w:t>I due bit piu' bassi del tipo e il campo che si pensava indicasse il "doppio lato" formano insieme il modo di fusione: opaco, trasparente, additivo, ritaglio (alpha test), sottrattivo oppure opaco visibile da entrambi i lati. Tutti i modi tranne l'opaco semplice disegnano le facce da entrambi i lati.</w:t>
+      </w:r>
+    </w:p>
+    <w:p>
+      <w:pPr>
         <w:pStyle w:val="Heading1"/>
       </w:pPr>
       <w:r>
@@ -2321,7 +2782,7 @@
           <w:i/>
           <w:sz w:val="18"/>
         </w:rPr>
-        <w:t>Tabella 4 - Come vengono piazzati gli oggetti</w:t>
+        <w:t>Tabella 5 - Come vengono piazzati gli oggetti</w:t>
       </w:r>
     </w:p>
     <w:p>
@@ -2562,7 +3023,7 @@
           <w:i/>
           <w:sz w:val="18"/>
         </w:rPr>
-        <w:t>Tabella 5 - Cosa dice l'attributo di un triangolo di collisione</w:t>
+        <w:t>Tabella 6 - Cosa dice l'attributo di un triangolo di collisione</w:t>
       </w:r>
     </w:p>
     <w:p>
@@ -2865,7 +3326,18 @@
           <w:i/>
           <w:sz w:val="18"/>
         </w:rPr>
-        <w:t>Tabella 6 - I file dei personaggi</w:t>
+        <w:t>Tabella 7 - I file dei personaggi</w:t>
+      </w:r>
+    </w:p>
+    <w:p>
+      <w:pPr>
+        <w:spacing w:after="120"/>
+      </w:pPr>
+      <w:r>
+        <w:rPr>
+          <w:i w:val="0"/>
+        </w:rPr>
+        <w:t>Le animazioni contengono anche degli eventi legati ai frame: suoni (con i passi, che cambiano col tipo di superficie), animazioni sovrapposte (per esempio un cenno del capo durante un dialogo), espressioni del volto, oggetti che compaiono e scompaiono (la pistola che passa dalla fondina alla mano) ed effetti agganciati alle ossa (la fiammata di un'arma). TRAODLE li scrive in un file di testo per ogni CAL (&lt;CAL&gt;_EVENTS.txt) e, per vederli in Maya, come attributi animati di un nodo &lt;animazione&gt;_EVENTS. Le regole di passaggio da un'animazione all'altra sono in &lt;CAL&gt;_TRANSITIONS.txt.</w:t>
       </w:r>
     </w:p>
     <w:p>
@@ -3318,7 +3790,7 @@
           <w:i/>
           <w:sz w:val="18"/>
         </w:rPr>
-        <w:t>Tabella 7 - I flag dei trigger</w:t>
+        <w:t>Tabella 8 - I flag dei trigger</w:t>
       </w:r>
     </w:p>
     <w:p>
@@ -3660,7 +4132,7 @@
           <w:i/>
           <w:sz w:val="18"/>
         </w:rPr>
-        <w:t>Tabella 8 - Le tre forme degli emitter</w:t>
+        <w:t>Tabella 9 - Le tre forme degli emitter</w:t>
       </w:r>
     </w:p>
     <w:p>
@@ -3922,7 +4394,7 @@
           <w:i/>
           <w:sz w:val="18"/>
         </w:rPr>
-        <w:t>Tabella 9 - I file dei filmati</w:t>
+        <w:t>Tabella 10 - I file dei filmati</w:t>
       </w:r>
     </w:p>
     <w:p>
@@ -4140,7 +4612,7 @@
               <w:rPr>
                 <w:sz w:val="19"/>
               </w:rPr>
-              <w:t>Una scena per animazione (che usa il personaggio come riferimento) e un FBX con tutte le animazioni</w:t>
+              <w:t>Una scena per animazione (che usa il personaggio come riferimento), un FBX con tutte le animazioni, gli eventi e le transizioni in testo, una scena unica per ogni filmato</w:t>
             </w:r>
           </w:p>
         </w:tc>
@@ -4172,7 +4644,7 @@
               <w:rPr>
                 <w:sz w:val="19"/>
               </w:rPr>
-              <w:t>Le telecamere dei filmati</w:t>
+              <w:t>Le telecamere dei filmati, le telecamere di gioco (fisse e su binario) e le sequenze degli script</w:t>
             </w:r>
           </w:p>
         </w:tc>
@@ -4246,7 +4718,7 @@
           <w:i/>
           <w:sz w:val="18"/>
         </w:rPr>
-        <w:t>Tabella 10 - Le cartelle create da TRAODLE</w:t>
+        <w:t>Tabella 11 - Le cartelle create da TRAODLE</w:t>
       </w:r>
     </w:p>
     <w:p>
@@ -4257,7 +4729,18 @@
         <w:rPr>
           <w:i w:val="0"/>
         </w:rPr>
-        <w:t>Le informazioni che non hanno un equivalente diretto in Maya sono salvate come attributi personalizzati dei nodi (Extra Attributes), per esempio il numero della stanza, le stanze visibili, lo slot dell'oggetto, la classe (objectTemplate), il tipo di effetto o le azioni di un trigger.</w:t>
+        <w:t>Le informazioni che non hanno un equivalente diretto in Maya sono salvate come attributi personalizzati dei nodi (Extra Attributes), per esempio il numero della stanza, le stanze visibili, lo slot dell'oggetto, la classe (objectTemplate), il tipo di effetto o le azioni di un trigger. Si aggiungono i campi decodificati dei nodi: riverbero e visibilita' dei Fakes delle stanze, flag e chiave del database degli oggetti, flag e peso dei personaggi, parametri dell'acqua e dell'audio, flag delle mesh degli oggetti.</w:t>
+      </w:r>
+    </w:p>
+    <w:p>
+      <w:pPr>
+        <w:spacing w:after="120"/>
+      </w:pPr>
+      <w:r>
+        <w:rPr>
+          <w:i w:val="0"/>
+        </w:rPr>
+        <w:t>Per ora la scrittura degli FBX e' disattivata (interruttore nel codice di TRAODLE): le scene di riferimento sono i file MA.</w:t>
       </w:r>
     </w:p>
     <w:p>
@@ -4512,6 +4995,36 @@
           </w:p>
         </w:tc>
       </w:tr>
+      <w:tr>
+        <w:tc>
+          <w:tcPr>
+            <w:tcW w:type="dxa" w:w="3118"/>
+          </w:tcPr>
+          <w:p>
+            <w:r/>
+            <w:r>
+              <w:rPr>
+                <w:sz w:val="19"/>
+              </w:rPr>
+              <w:t>Script (SCX)</w:t>
+            </w:r>
+          </w:p>
+        </w:tc>
+        <w:tc>
+          <w:tcPr>
+            <w:tcW w:type="dxa" w:w="6236"/>
+          </w:tcPr>
+          <w:p>
+            <w:r/>
+            <w:r>
+              <w:rPr>
+                <w:sz w:val="19"/>
+              </w:rPr>
+              <w:t>Da fare: TRAODLI li ricompilera' dai file .p decompilati con un nuovo compilatore Small</w:t>
+            </w:r>
+          </w:p>
+        </w:tc>
+      </w:tr>
     </w:tbl>
     <w:p>
       <w:r>
@@ -4519,7 +5032,18 @@
           <w:i/>
           <w:sz w:val="18"/>
         </w:rPr>
-        <w:t>Tabella 11 - Lo stato del percorso inverso</w:t>
+        <w:t>Tabella 12 - Lo stato del percorso inverso</w:t>
+      </w:r>
+    </w:p>
+    <w:p>
+      <w:pPr>
+        <w:spacing w:after="120"/>
+      </w:pPr>
+      <w:r>
+        <w:rPr>
+          <w:i w:val="0"/>
+        </w:rPr>
+        <w:t>Il piano: prima le strutture aggiornate e la scrittura del GMX, verificata riscrivendo un livello originale identico byte per byte; poi un formato alla volta, ognuno controllato con il giro completo (esportazione con TRAODLE, importazione con TRAODLI, confronto con il file originale); infine il compilatore degli script.</w:t>
       </w:r>
     </w:p>
     <w:p>
